--- a/my-work/report/Assignment-1-Report.docx
+++ b/my-work/report/Assignment-1-Report.docx
@@ -151,68 +151,6 @@
                 <w:b/>
                 <w:sz w:val="22"/>
               </w:rPr>
-              <w:t>Team Size</w:t>
-            </w:r>
-          </w:p>
-        </w:tc>
-        <w:tc>
-          <w:tcPr>
-            <w:tcW w:type="dxa" w:w="3600"/>
-          </w:tcPr>
-          <w:p>
-            <w:r/>
-            <w:r>
-              <w:rPr>
-                <w:sz w:val="22"/>
-              </w:rPr>
-              <w:t>6 (M1–M6)</w:t>
-            </w:r>
-          </w:p>
-        </w:tc>
-      </w:tr>
-      <w:tr>
-        <w:tc>
-          <w:tcPr>
-            <w:tcW w:type="dxa" w:w="3600"/>
-          </w:tcPr>
-          <w:p>
-            <w:r/>
-            <w:r>
-              <w:rPr>
-                <w:b/>
-                <w:sz w:val="22"/>
-              </w:rPr>
-              <w:t>Group Leader</w:t>
-            </w:r>
-          </w:p>
-        </w:tc>
-        <w:tc>
-          <w:tcPr>
-            <w:tcW w:type="dxa" w:w="3600"/>
-          </w:tcPr>
-          <w:p>
-            <w:r/>
-            <w:r>
-              <w:rPr>
-                <w:sz w:val="22"/>
-              </w:rPr>
-              <w:t>M1 · Presentation Coordinator: M2</w:t>
-            </w:r>
-          </w:p>
-        </w:tc>
-      </w:tr>
-      <w:tr>
-        <w:tc>
-          <w:tcPr>
-            <w:tcW w:type="dxa" w:w="3600"/>
-          </w:tcPr>
-          <w:p>
-            <w:r/>
-            <w:r>
-              <w:rPr>
-                <w:b/>
-                <w:sz w:val="22"/>
-              </w:rPr>
               <w:t>Total Marks</w:t>
             </w:r>
           </w:p>
@@ -234,7 +172,348 @@
       </w:tr>
     </w:tbl>
     <w:p/>
-    <w:p/>
+    <w:p>
+      <w:pPr>
+        <w:jc w:val="center"/>
+      </w:pPr>
+      <w:r>
+        <w:rPr>
+          <w:b/>
+          <w:sz w:val="26"/>
+        </w:rPr>
+        <w:t>Team</w:t>
+      </w:r>
+    </w:p>
+    <w:tbl>
+      <w:tblPr>
+        <w:tblStyle w:val="LightGrid-Accent1"/>
+        <w:tblW w:type="auto" w:w="0"/>
+        <w:jc w:val="center"/>
+        <w:tblLook w:firstColumn="1" w:firstRow="1" w:lastColumn="0" w:lastRow="0" w:noHBand="0" w:noVBand="1" w:val="04A0"/>
+      </w:tblPr>
+      <w:tblGrid>
+        <w:gridCol w:w="3120"/>
+        <w:gridCol w:w="3120"/>
+        <w:gridCol w:w="3120"/>
+      </w:tblGrid>
+      <w:tr>
+        <w:tc>
+          <w:tcPr>
+            <w:tcW w:type="dxa" w:w="4608"/>
+          </w:tcPr>
+          <w:p>
+            <w:r/>
+            <w:r>
+              <w:rPr>
+                <w:b/>
+                <w:sz w:val="20"/>
+              </w:rPr>
+              <w:t>Name</w:t>
+            </w:r>
+          </w:p>
+        </w:tc>
+        <w:tc>
+          <w:tcPr>
+            <w:tcW w:type="dxa" w:w="2304"/>
+          </w:tcPr>
+          <w:p>
+            <w:r/>
+            <w:r>
+              <w:rPr>
+                <w:b/>
+                <w:sz w:val="20"/>
+              </w:rPr>
+              <w:t>Registration No.</w:t>
+            </w:r>
+          </w:p>
+        </w:tc>
+        <w:tc>
+          <w:tcPr>
+            <w:tcW w:type="dxa" w:w="2448"/>
+          </w:tcPr>
+          <w:p>
+            <w:r/>
+            <w:r>
+              <w:rPr>
+                <w:b/>
+                <w:sz w:val="20"/>
+              </w:rPr>
+              <w:t>Role</w:t>
+            </w:r>
+          </w:p>
+        </w:tc>
+      </w:tr>
+      <w:tr>
+        <w:tc>
+          <w:tcPr>
+            <w:tcW w:type="dxa" w:w="4608"/>
+          </w:tcPr>
+          <w:p>
+            <w:r/>
+            <w:r>
+              <w:rPr>
+                <w:b/>
+                <w:sz w:val="20"/>
+              </w:rPr>
+              <w:t>Dhruv Kumar</w:t>
+            </w:r>
+          </w:p>
+        </w:tc>
+        <w:tc>
+          <w:tcPr>
+            <w:tcW w:type="dxa" w:w="2304"/>
+          </w:tcPr>
+          <w:p>
+            <w:r/>
+            <w:r>
+              <w:rPr>
+                <w:b/>
+                <w:sz w:val="20"/>
+              </w:rPr>
+              <w:t>2026NS03024</w:t>
+            </w:r>
+          </w:p>
+        </w:tc>
+        <w:tc>
+          <w:tcPr>
+            <w:tcW w:type="dxa" w:w="2448"/>
+          </w:tcPr>
+          <w:p>
+            <w:r/>
+            <w:r>
+              <w:rPr>
+                <w:b/>
+                <w:sz w:val="20"/>
+              </w:rPr>
+              <w:t>Group Leader</w:t>
+            </w:r>
+          </w:p>
+        </w:tc>
+      </w:tr>
+      <w:tr>
+        <w:tc>
+          <w:tcPr>
+            <w:tcW w:type="dxa" w:w="4608"/>
+          </w:tcPr>
+          <w:p>
+            <w:r/>
+            <w:r>
+              <w:rPr>
+                <w:b/>
+                <w:sz w:val="20"/>
+              </w:rPr>
+              <w:t>Manikandan B</w:t>
+            </w:r>
+          </w:p>
+        </w:tc>
+        <w:tc>
+          <w:tcPr>
+            <w:tcW w:type="dxa" w:w="2304"/>
+          </w:tcPr>
+          <w:p>
+            <w:r/>
+            <w:r>
+              <w:rPr>
+                <w:b/>
+                <w:sz w:val="20"/>
+              </w:rPr>
+              <w:t>2026NS03009</w:t>
+            </w:r>
+          </w:p>
+        </w:tc>
+        <w:tc>
+          <w:tcPr>
+            <w:tcW w:type="dxa" w:w="2448"/>
+          </w:tcPr>
+          <w:p>
+            <w:r/>
+            <w:r>
+              <w:rPr>
+                <w:b/>
+                <w:sz w:val="20"/>
+              </w:rPr>
+              <w:t>Presentation Coordinator</w:t>
+            </w:r>
+          </w:p>
+        </w:tc>
+      </w:tr>
+      <w:tr>
+        <w:tc>
+          <w:tcPr>
+            <w:tcW w:type="dxa" w:w="4608"/>
+          </w:tcPr>
+          <w:p>
+            <w:r/>
+            <w:r>
+              <w:rPr>
+                <w:sz w:val="20"/>
+              </w:rPr>
+              <w:t>Parepalli Venkata Sai Krishna Mohan</w:t>
+            </w:r>
+          </w:p>
+        </w:tc>
+        <w:tc>
+          <w:tcPr>
+            <w:tcW w:type="dxa" w:w="2304"/>
+          </w:tcPr>
+          <w:p>
+            <w:r/>
+            <w:r>
+              <w:rPr>
+                <w:sz w:val="20"/>
+              </w:rPr>
+              <w:t>2026NS03066</w:t>
+            </w:r>
+          </w:p>
+        </w:tc>
+        <w:tc>
+          <w:tcPr>
+            <w:tcW w:type="dxa" w:w="2448"/>
+          </w:tcPr>
+          <w:p>
+            <w:r/>
+            <w:r>
+              <w:rPr>
+                <w:sz w:val="20"/>
+              </w:rPr>
+              <w:t>Member</w:t>
+            </w:r>
+          </w:p>
+        </w:tc>
+      </w:tr>
+      <w:tr>
+        <w:tc>
+          <w:tcPr>
+            <w:tcW w:type="dxa" w:w="4608"/>
+          </w:tcPr>
+          <w:p>
+            <w:r/>
+            <w:r>
+              <w:rPr>
+                <w:sz w:val="20"/>
+              </w:rPr>
+              <w:t>Ramya K</w:t>
+            </w:r>
+          </w:p>
+        </w:tc>
+        <w:tc>
+          <w:tcPr>
+            <w:tcW w:type="dxa" w:w="2304"/>
+          </w:tcPr>
+          <w:p>
+            <w:r/>
+            <w:r>
+              <w:rPr>
+                <w:sz w:val="20"/>
+              </w:rPr>
+              <w:t>2026NS03046</w:t>
+            </w:r>
+          </w:p>
+        </w:tc>
+        <w:tc>
+          <w:tcPr>
+            <w:tcW w:type="dxa" w:w="2448"/>
+          </w:tcPr>
+          <w:p>
+            <w:r/>
+            <w:r>
+              <w:rPr>
+                <w:sz w:val="20"/>
+              </w:rPr>
+              <w:t>Member</w:t>
+            </w:r>
+          </w:p>
+        </w:tc>
+      </w:tr>
+      <w:tr>
+        <w:tc>
+          <w:tcPr>
+            <w:tcW w:type="dxa" w:w="4608"/>
+          </w:tcPr>
+          <w:p>
+            <w:r/>
+            <w:r>
+              <w:rPr>
+                <w:sz w:val="20"/>
+              </w:rPr>
+              <w:t>Varada Sri Lalithya</w:t>
+            </w:r>
+          </w:p>
+        </w:tc>
+        <w:tc>
+          <w:tcPr>
+            <w:tcW w:type="dxa" w:w="2304"/>
+          </w:tcPr>
+          <w:p>
+            <w:r/>
+            <w:r>
+              <w:rPr>
+                <w:sz w:val="20"/>
+              </w:rPr>
+              <w:t>2026NS03089</w:t>
+            </w:r>
+          </w:p>
+        </w:tc>
+        <w:tc>
+          <w:tcPr>
+            <w:tcW w:type="dxa" w:w="2448"/>
+          </w:tcPr>
+          <w:p>
+            <w:r/>
+            <w:r>
+              <w:rPr>
+                <w:sz w:val="20"/>
+              </w:rPr>
+              <w:t>Member</w:t>
+            </w:r>
+          </w:p>
+        </w:tc>
+      </w:tr>
+      <w:tr>
+        <w:tc>
+          <w:tcPr>
+            <w:tcW w:type="dxa" w:w="4608"/>
+          </w:tcPr>
+          <w:p>
+            <w:r/>
+            <w:r>
+              <w:rPr>
+                <w:sz w:val="20"/>
+              </w:rPr>
+              <w:t>Vishwa Vajendra M</w:t>
+            </w:r>
+          </w:p>
+        </w:tc>
+        <w:tc>
+          <w:tcPr>
+            <w:tcW w:type="dxa" w:w="2304"/>
+          </w:tcPr>
+          <w:p>
+            <w:r/>
+            <w:r>
+              <w:rPr>
+                <w:sz w:val="20"/>
+              </w:rPr>
+              <w:t>2026NS03076</w:t>
+            </w:r>
+          </w:p>
+        </w:tc>
+        <w:tc>
+          <w:tcPr>
+            <w:tcW w:type="dxa" w:w="2448"/>
+          </w:tcPr>
+          <w:p>
+            <w:r/>
+            <w:r>
+              <w:rPr>
+                <w:sz w:val="20"/>
+              </w:rPr>
+              <w:t>Member</w:t>
+            </w:r>
+          </w:p>
+        </w:tc>
+      </w:tr>
+    </w:tbl>
     <w:p/>
     <w:p/>
     <w:p>
@@ -9027,7 +9306,7 @@
         <w:rPr>
           <w:rFonts w:ascii="Consolas" w:hAnsi="Consolas"/>
         </w:rPr>
-        <w:t>├── TEAM-ASSIGNMENTS.md                 ← 6-way task split (M1–M6)</w:t>
+        <w:t>├── TEAM-ASSIGNMENTS.md                 ← 6-way task split by name</w:t>
       </w:r>
     </w:p>
     <w:p>

--- a/my-work/report/Assignment-1-Report.docx
+++ b/my-work/report/Assignment-1-Report.docx
@@ -13892,492 +13892,841 @@
         </w:rPr>
         <w:t xml:space="preserve">Repository URL: </w:t>
       </w:r>
+      <w:hyperlink r:id="rId25" w:history="1">
+        <w:r>
+          <w:rPr>
+            <w:rStyle w:val="Hyperlink"/>
+            <w:b/>
+          </w:rPr>
+          <w:t>https://github.com/ManikandanBoopathy/bits-first-sem-big-data</w:t>
+        </w:r>
+      </w:hyperlink>
+      <w:r>
+        <w:rPr>
+          <w:b/>
+        </w:rPr>
+        <w:t xml:space="preserve"> </w:t>
+      </w:r>
+    </w:p>
+    <w:p>
+      <w:bookmarkStart w:id="61" w:name="OLE_LINK1"/>
+      <w:r>
+        <w:t>Repository layout:</w:t>
+      </w:r>
+    </w:p>
+    <w:bookmarkEnd w:id="61"/>
+    <w:p>
+      <w:pPr>
+        <w:pStyle w:val="MonoCode"/>
+      </w:pPr>
+      <w:r>
+        <w:t xml:space="preserve"> .</w:t>
+      </w:r>
+    </w:p>
+    <w:p>
+      <w:pPr>
+        <w:pStyle w:val="MonoCode"/>
+        <w:rPr>
+          <w:rFonts w:hint="eastAsia"/>
+        </w:rPr>
+      </w:pPr>
+      <w:r>
+        <w:rPr>
+          <w:rFonts w:hint="eastAsia"/>
+        </w:rPr>
+        <w:t>├──</w:t>
+      </w:r>
+      <w:r>
+        <w:rPr>
+          <w:rFonts w:hint="eastAsia"/>
+        </w:rPr>
+        <w:t xml:space="preserve"> README.md</w:t>
+      </w:r>
+    </w:p>
+    <w:p>
+      <w:pPr>
+        <w:pStyle w:val="MonoCode"/>
+        <w:rPr>
+          <w:rFonts w:hint="eastAsia"/>
+        </w:rPr>
+      </w:pPr>
+      <w:r>
+        <w:rPr>
+          <w:rFonts w:hint="eastAsia"/>
+        </w:rPr>
+        <w:t>├──</w:t>
+      </w:r>
+      <w:r>
+        <w:rPr>
+          <w:rFonts w:hint="eastAsia"/>
+        </w:rPr>
+        <w:t xml:space="preserve"> PLAN.md                          master plan and phase split</w:t>
+      </w:r>
+    </w:p>
+    <w:p>
+      <w:pPr>
+        <w:pStyle w:val="MonoCode"/>
+        <w:rPr>
+          <w:rFonts w:hint="eastAsia"/>
+        </w:rPr>
+      </w:pPr>
+      <w:r>
+        <w:rPr>
+          <w:rFonts w:hint="eastAsia"/>
+        </w:rPr>
+        <w:t>├──</w:t>
+      </w:r>
+      <w:r>
+        <w:rPr>
+          <w:rFonts w:hint="eastAsia"/>
+        </w:rPr>
+        <w:t xml:space="preserve"> TEAM-ASSIGNMENTS.md              roster and ownership</w:t>
+      </w:r>
+    </w:p>
+    <w:p>
+      <w:pPr>
+        <w:pStyle w:val="MonoCode"/>
+        <w:rPr>
+          <w:rFonts w:hint="eastAsia"/>
+        </w:rPr>
+      </w:pPr>
+      <w:r>
+        <w:rPr>
+          <w:rFonts w:hint="eastAsia"/>
+        </w:rPr>
+        <w:t>├─</w:t>
+      </w:r>
+      <w:proofErr w:type="gramStart"/>
+      <w:r>
+        <w:rPr>
+          <w:rFonts w:hint="eastAsia"/>
+        </w:rPr>
+        <w:t>─</w:t>
+      </w:r>
+      <w:r>
+        <w:rPr>
+          <w:rFonts w:hint="eastAsia"/>
+        </w:rPr>
+        <w:t xml:space="preserve"> .gitignore</w:t>
+      </w:r>
+      <w:proofErr w:type="gramEnd"/>
+    </w:p>
+    <w:p>
+      <w:pPr>
+        <w:pStyle w:val="MonoCode"/>
+        <w:rPr>
+          <w:rFonts w:hint="eastAsia"/>
+        </w:rPr>
+      </w:pPr>
+      <w:r>
+        <w:rPr>
+          <w:rFonts w:hint="eastAsia"/>
+        </w:rPr>
+        <w:t>│</w:t>
+      </w:r>
+    </w:p>
+    <w:p>
+      <w:pPr>
+        <w:pStyle w:val="MonoCode"/>
+        <w:rPr>
+          <w:rFonts w:hint="eastAsia"/>
+        </w:rPr>
+      </w:pPr>
+      <w:r>
+        <w:rPr>
+          <w:rFonts w:hint="eastAsia"/>
+        </w:rPr>
+        <w:t>├──</w:t>
+      </w:r>
+      <w:r>
+        <w:rPr>
+          <w:rFonts w:hint="eastAsia"/>
+        </w:rPr>
+        <w:t xml:space="preserve"> phases/                          method notes per pipeline phase</w:t>
+      </w:r>
+    </w:p>
+    <w:p>
+      <w:pPr>
+        <w:pStyle w:val="MonoCode"/>
+      </w:pPr>
+      <w:r>
+        <w:rPr>
+          <w:rFonts w:hint="eastAsia"/>
+        </w:rPr>
+        <w:t>│</w:t>
+      </w:r>
+      <w:r>
+        <w:rPr>
+          <w:rFonts w:hint="eastAsia"/>
+        </w:rPr>
+        <w:t xml:space="preserve">   </w:t>
+      </w:r>
+      <w:bookmarkStart w:id="62" w:name="OLE_LINK2"/>
+      <w:r>
+        <w:rPr>
+          <w:rFonts w:hint="eastAsia"/>
+        </w:rPr>
+        <w:t>└──</w:t>
+      </w:r>
+      <w:r>
+        <w:rPr>
+          <w:rFonts w:hint="eastAsia"/>
+        </w:rPr>
+        <w:t xml:space="preserve"> 00</w:t>
+      </w:r>
+      <w:bookmarkEnd w:id="62"/>
+      <w:r>
+        <w:rPr>
+          <w:rFonts w:hint="eastAsia"/>
+        </w:rPr>
+        <w:t>-env-verification-and-config-fix.md</w:t>
+      </w:r>
+    </w:p>
+    <w:p>
+      <w:pPr>
+        <w:pStyle w:val="MonoCode"/>
+        <w:rPr>
+          <w:rFonts w:hint="eastAsia"/>
+        </w:rPr>
+      </w:pPr>
+      <w:r>
+        <w:rPr>
+          <w:rFonts w:hint="eastAsia"/>
+        </w:rPr>
+        <w:t>│</w:t>
+      </w:r>
+      <w:r>
+        <w:t xml:space="preserve">   </w:t>
+      </w:r>
+      <w:r>
+        <w:rPr>
+          <w:rFonts w:hint="eastAsia"/>
+        </w:rPr>
+        <w:t>└──</w:t>
+      </w:r>
+      <w:r>
+        <w:rPr>
+          <w:rFonts w:hint="eastAsia"/>
+        </w:rPr>
+        <w:t xml:space="preserve"> </w:t>
+      </w:r>
+      <w:r>
+        <w:t>01-install-pig-hive-hbase.m</w:t>
+      </w:r>
+      <w:r>
+        <w:t>d</w:t>
+      </w:r>
+    </w:p>
+    <w:p>
+      <w:pPr>
+        <w:pStyle w:val="MonoCode"/>
+        <w:rPr>
+          <w:rFonts w:hint="eastAsia"/>
+        </w:rPr>
+      </w:pPr>
+      <w:r>
+        <w:rPr>
+          <w:rFonts w:hint="eastAsia"/>
+        </w:rPr>
+        <w:t>│</w:t>
+      </w:r>
+    </w:p>
+    <w:p>
+      <w:pPr>
+        <w:pStyle w:val="MonoCode"/>
+        <w:rPr>
+          <w:rFonts w:hint="eastAsia"/>
+        </w:rPr>
+      </w:pPr>
+      <w:r>
+        <w:rPr>
+          <w:rFonts w:hint="eastAsia"/>
+        </w:rPr>
+        <w:t>├──</w:t>
+      </w:r>
+      <w:r>
+        <w:rPr>
+          <w:rFonts w:hint="eastAsia"/>
+        </w:rPr>
+        <w:t xml:space="preserve"> scripts/</w:t>
+      </w:r>
+    </w:p>
+    <w:p>
+      <w:pPr>
+        <w:pStyle w:val="MonoCode"/>
+        <w:rPr>
+          <w:rFonts w:hint="eastAsia"/>
+        </w:rPr>
+      </w:pPr>
+      <w:r>
+        <w:rPr>
+          <w:rFonts w:hint="eastAsia"/>
+        </w:rPr>
+        <w:t>│</w:t>
+      </w:r>
+      <w:r>
+        <w:rPr>
+          <w:rFonts w:hint="eastAsia"/>
+        </w:rPr>
+        <w:t xml:space="preserve">   </w:t>
+      </w:r>
+      <w:r>
+        <w:rPr>
+          <w:rFonts w:hint="eastAsia"/>
+        </w:rPr>
+        <w:t>├──</w:t>
+      </w:r>
+      <w:r>
+        <w:rPr>
+          <w:rFonts w:hint="eastAsia"/>
+        </w:rPr>
+        <w:t xml:space="preserve"> </w:t>
+      </w:r>
+      <w:proofErr w:type="spellStart"/>
+      <w:r>
+        <w:rPr>
+          <w:rFonts w:hint="eastAsia"/>
+        </w:rPr>
+        <w:t>hadoop</w:t>
+      </w:r>
+      <w:proofErr w:type="spellEnd"/>
+      <w:r>
+        <w:rPr>
+          <w:rFonts w:hint="eastAsia"/>
+        </w:rPr>
+        <w:t xml:space="preserve">-conf/                 core / </w:t>
+      </w:r>
+      <w:proofErr w:type="spellStart"/>
+      <w:r>
+        <w:rPr>
+          <w:rFonts w:hint="eastAsia"/>
+        </w:rPr>
+        <w:t>hdfs</w:t>
+      </w:r>
+      <w:proofErr w:type="spellEnd"/>
+      <w:r>
+        <w:rPr>
+          <w:rFonts w:hint="eastAsia"/>
+        </w:rPr>
+        <w:t xml:space="preserve"> / </w:t>
+      </w:r>
+      <w:proofErr w:type="spellStart"/>
+      <w:r>
+        <w:rPr>
+          <w:rFonts w:hint="eastAsia"/>
+        </w:rPr>
+        <w:t>mapred</w:t>
+      </w:r>
+      <w:proofErr w:type="spellEnd"/>
+      <w:r>
+        <w:rPr>
+          <w:rFonts w:hint="eastAsia"/>
+        </w:rPr>
+        <w:t xml:space="preserve"> / yarn XML + </w:t>
+      </w:r>
+      <w:proofErr w:type="spellStart"/>
+      <w:r>
+        <w:rPr>
+          <w:rFonts w:hint="eastAsia"/>
+        </w:rPr>
+        <w:t>bashrc</w:t>
+      </w:r>
+      <w:proofErr w:type="spellEnd"/>
+    </w:p>
+    <w:p>
+      <w:pPr>
+        <w:pStyle w:val="MonoCode"/>
+        <w:rPr>
+          <w:rFonts w:hint="eastAsia"/>
+        </w:rPr>
+      </w:pPr>
+      <w:r>
+        <w:rPr>
+          <w:rFonts w:hint="eastAsia"/>
+        </w:rPr>
+        <w:t>│</w:t>
+      </w:r>
+      <w:r>
+        <w:rPr>
+          <w:rFonts w:hint="eastAsia"/>
+        </w:rPr>
+        <w:t xml:space="preserve">   </w:t>
+      </w:r>
+      <w:r>
+        <w:rPr>
+          <w:rFonts w:hint="eastAsia"/>
+        </w:rPr>
+        <w:t>├──</w:t>
+      </w:r>
+      <w:r>
+        <w:rPr>
+          <w:rFonts w:hint="eastAsia"/>
+        </w:rPr>
+        <w:t xml:space="preserve"> ingest/                      download + </w:t>
+      </w:r>
+      <w:proofErr w:type="spellStart"/>
+      <w:r>
+        <w:rPr>
+          <w:rFonts w:hint="eastAsia"/>
+        </w:rPr>
+        <w:t>parquet</w:t>
+      </w:r>
+      <w:r>
+        <w:rPr>
+          <w:rFonts w:hint="eastAsia"/>
+        </w:rPr>
+        <w:t>→</w:t>
+      </w:r>
+      <w:r>
+        <w:rPr>
+          <w:rFonts w:hint="eastAsia"/>
+        </w:rPr>
+        <w:t>csv</w:t>
+      </w:r>
+      <w:proofErr w:type="spellEnd"/>
+    </w:p>
+    <w:p>
+      <w:pPr>
+        <w:pStyle w:val="MonoCode"/>
+        <w:rPr>
+          <w:rFonts w:hint="eastAsia"/>
+        </w:rPr>
+      </w:pPr>
+      <w:r>
+        <w:rPr>
+          <w:rFonts w:hint="eastAsia"/>
+        </w:rPr>
+        <w:t>│</w:t>
+      </w:r>
+      <w:r>
+        <w:rPr>
+          <w:rFonts w:hint="eastAsia"/>
+        </w:rPr>
+        <w:t xml:space="preserve">   </w:t>
+      </w:r>
+      <w:r>
+        <w:rPr>
+          <w:rFonts w:hint="eastAsia"/>
+        </w:rPr>
+        <w:t>├──</w:t>
+      </w:r>
+      <w:r>
+        <w:rPr>
+          <w:rFonts w:hint="eastAsia"/>
+        </w:rPr>
+        <w:t xml:space="preserve"> pig/                         Pig Latin ETL scripts</w:t>
+      </w:r>
+    </w:p>
+    <w:p>
+      <w:pPr>
+        <w:pStyle w:val="MonoCode"/>
+        <w:rPr>
+          <w:rFonts w:hint="eastAsia"/>
+        </w:rPr>
+      </w:pPr>
+      <w:r>
+        <w:rPr>
+          <w:rFonts w:hint="eastAsia"/>
+        </w:rPr>
+        <w:t>│</w:t>
+      </w:r>
+      <w:r>
+        <w:rPr>
+          <w:rFonts w:hint="eastAsia"/>
+        </w:rPr>
+        <w:t xml:space="preserve">   </w:t>
+      </w:r>
+      <w:r>
+        <w:rPr>
+          <w:rFonts w:hint="eastAsia"/>
+        </w:rPr>
+        <w:t>├──</w:t>
+      </w:r>
+      <w:r>
+        <w:rPr>
+          <w:rFonts w:hint="eastAsia"/>
+        </w:rPr>
+        <w:t xml:space="preserve"> </w:t>
+      </w:r>
+      <w:proofErr w:type="spellStart"/>
+      <w:r>
+        <w:rPr>
+          <w:rFonts w:hint="eastAsia"/>
+        </w:rPr>
+        <w:t>mapreduce</w:t>
+      </w:r>
+      <w:proofErr w:type="spellEnd"/>
+      <w:r>
+        <w:rPr>
+          <w:rFonts w:hint="eastAsia"/>
+        </w:rPr>
+        <w:t>/                   Hadoop Streaming mapper / reducer</w:t>
+      </w:r>
+    </w:p>
+    <w:p>
+      <w:pPr>
+        <w:pStyle w:val="MonoCode"/>
+        <w:rPr>
+          <w:rFonts w:hint="eastAsia"/>
+        </w:rPr>
+      </w:pPr>
+      <w:r>
+        <w:rPr>
+          <w:rFonts w:hint="eastAsia"/>
+        </w:rPr>
+        <w:t>│</w:t>
+      </w:r>
+      <w:r>
+        <w:rPr>
+          <w:rFonts w:hint="eastAsia"/>
+        </w:rPr>
+        <w:t xml:space="preserve">   </w:t>
+      </w:r>
+      <w:r>
+        <w:rPr>
+          <w:rFonts w:hint="eastAsia"/>
+        </w:rPr>
+        <w:t>├──</w:t>
+      </w:r>
+      <w:r>
+        <w:rPr>
+          <w:rFonts w:hint="eastAsia"/>
+        </w:rPr>
+        <w:t xml:space="preserve"> hive/                        DDL + analytics + export SQL</w:t>
+      </w:r>
+    </w:p>
+    <w:p>
+      <w:pPr>
+        <w:pStyle w:val="MonoCode"/>
+        <w:rPr>
+          <w:rFonts w:hint="eastAsia"/>
+        </w:rPr>
+      </w:pPr>
+      <w:r>
+        <w:rPr>
+          <w:rFonts w:hint="eastAsia"/>
+        </w:rPr>
+        <w:t>│</w:t>
+      </w:r>
+      <w:r>
+        <w:rPr>
+          <w:rFonts w:hint="eastAsia"/>
+        </w:rPr>
+        <w:t xml:space="preserve">   </w:t>
+      </w:r>
+      <w:r>
+        <w:rPr>
+          <w:rFonts w:hint="eastAsia"/>
+        </w:rPr>
+        <w:t>└──</w:t>
+      </w:r>
+      <w:r>
+        <w:rPr>
+          <w:rFonts w:hint="eastAsia"/>
+        </w:rPr>
+        <w:t xml:space="preserve"> </w:t>
+      </w:r>
+      <w:proofErr w:type="spellStart"/>
+      <w:r>
+        <w:rPr>
+          <w:rFonts w:hint="eastAsia"/>
+        </w:rPr>
+        <w:t>hbase</w:t>
+      </w:r>
+      <w:proofErr w:type="spellEnd"/>
+      <w:r>
+        <w:rPr>
+          <w:rFonts w:hint="eastAsia"/>
+        </w:rPr>
+        <w:t>/                       HBase shell + zone loader</w:t>
+      </w:r>
+    </w:p>
+    <w:p>
+      <w:pPr>
+        <w:pStyle w:val="MonoCode"/>
+        <w:rPr>
+          <w:rFonts w:hint="eastAsia"/>
+        </w:rPr>
+      </w:pPr>
+      <w:r>
+        <w:rPr>
+          <w:rFonts w:hint="eastAsia"/>
+        </w:rPr>
+        <w:t>│</w:t>
+      </w:r>
+    </w:p>
+    <w:p>
+      <w:pPr>
+        <w:pStyle w:val="MonoCode"/>
+        <w:rPr>
+          <w:rFonts w:hint="eastAsia"/>
+        </w:rPr>
+      </w:pPr>
+      <w:r>
+        <w:rPr>
+          <w:rFonts w:hint="eastAsia"/>
+        </w:rPr>
+        <w:t>├──</w:t>
+      </w:r>
+      <w:r>
+        <w:rPr>
+          <w:rFonts w:hint="eastAsia"/>
+        </w:rPr>
+        <w:t xml:space="preserve"> report/                          Part A theory, presentation, viva Q&amp;A</w:t>
+      </w:r>
+    </w:p>
+    <w:p>
+      <w:pPr>
+        <w:pStyle w:val="MonoCode"/>
+        <w:rPr>
+          <w:rFonts w:hint="eastAsia"/>
+        </w:rPr>
+      </w:pPr>
+      <w:r>
+        <w:rPr>
+          <w:rFonts w:hint="eastAsia"/>
+        </w:rPr>
+        <w:t>├──</w:t>
+      </w:r>
+      <w:r>
+        <w:rPr>
+          <w:rFonts w:hint="eastAsia"/>
+        </w:rPr>
+        <w:t xml:space="preserve"> dashboard/                       </w:t>
+      </w:r>
+      <w:proofErr w:type="spellStart"/>
+      <w:r>
+        <w:rPr>
+          <w:rFonts w:hint="eastAsia"/>
+        </w:rPr>
+        <w:t>Streamlit</w:t>
+      </w:r>
+      <w:proofErr w:type="spellEnd"/>
+      <w:r>
+        <w:rPr>
+          <w:rFonts w:hint="eastAsia"/>
+        </w:rPr>
+        <w:t xml:space="preserve"> app</w:t>
+      </w:r>
+    </w:p>
+    <w:p>
+      <w:pPr>
+        <w:pStyle w:val="MonoCode"/>
+        <w:rPr>
+          <w:rFonts w:hint="eastAsia"/>
+        </w:rPr>
+      </w:pPr>
+      <w:r>
+        <w:rPr>
+          <w:rFonts w:hint="eastAsia"/>
+        </w:rPr>
+        <w:t>├──</w:t>
+      </w:r>
+      <w:r>
+        <w:rPr>
+          <w:rFonts w:hint="eastAsia"/>
+        </w:rPr>
+        <w:t xml:space="preserve"> diagrams/                        architecture diagram</w:t>
+      </w:r>
+    </w:p>
+    <w:p>
+      <w:pPr>
+        <w:pStyle w:val="MonoCode"/>
+        <w:rPr>
+          <w:rFonts w:hint="eastAsia"/>
+        </w:rPr>
+      </w:pPr>
+      <w:r>
+        <w:rPr>
+          <w:rFonts w:hint="eastAsia"/>
+        </w:rPr>
+        <w:t>├──</w:t>
+      </w:r>
+      <w:r>
+        <w:rPr>
+          <w:rFonts w:hint="eastAsia"/>
+        </w:rPr>
+        <w:t xml:space="preserve"> reference/                       dataset schema, zone lookup CSV, samples</w:t>
+      </w:r>
+    </w:p>
+    <w:p>
+      <w:pPr>
+        <w:pStyle w:val="MonoCode"/>
+      </w:pPr>
+      <w:r>
+        <w:rPr>
+          <w:rFonts w:hint="eastAsia"/>
+        </w:rPr>
+        <w:t>└──</w:t>
+      </w:r>
+      <w:r>
+        <w:rPr>
+          <w:rFonts w:hint="eastAsia"/>
+        </w:rPr>
+        <w:t xml:space="preserve"> </w:t>
+      </w:r>
+      <w:proofErr w:type="spellStart"/>
+      <w:r>
+        <w:rPr>
+          <w:rFonts w:hint="eastAsia"/>
+        </w:rPr>
+        <w:t>user_output</w:t>
+      </w:r>
+      <w:proofErr w:type="spellEnd"/>
+      <w:r>
+        <w:rPr>
+          <w:rFonts w:hint="eastAsia"/>
+        </w:rPr>
+        <w:t>/                     per-phase terminal transcripts + screenshots</w:t>
+      </w:r>
+      <w:r>
+        <w:br w:type="page"/>
+      </w:r>
+      <w:bookmarkStart w:id="63" w:name="_Toc241620198"/>
+    </w:p>
+    <w:p>
+      <w:pPr>
+        <w:pStyle w:val="Heading1"/>
+      </w:pPr>
+      <w:r>
+        <w:lastRenderedPageBreak/>
+        <w:t xml:space="preserve"> </w:t>
+      </w:r>
+      <w:r>
+        <w:t>R</w:t>
+      </w:r>
+      <w:r>
+        <w:t>eferences</w:t>
+      </w:r>
+      <w:bookmarkEnd w:id="63"/>
+    </w:p>
+    <w:p>
+      <w:r>
+        <w:t xml:space="preserve">[1]  NYC TLC Trip Record Data — </w:t>
+      </w:r>
       <w:r>
         <w:rPr>
           <w:i/>
           <w:color w:val="0066CC"/>
         </w:rPr>
-        <w:t>https://github.com/dhruvkumar26/transportation_hadoop  (verify / update this URL before submission)</w:t>
-      </w:r>
-    </w:p>
-    <w:p>
-      <w:r>
-        <w:t>Repository layout:</w:t>
-      </w:r>
-    </w:p>
-    <w:p>
-      <w:pPr>
-        <w:pStyle w:val="MonoCode"/>
-        <w:rPr>
-          <w:rFonts w:hint="eastAsia"/>
-        </w:rPr>
-      </w:pPr>
-      <w:r>
-        <w:t>Assignment/</w:t>
-      </w:r>
-    </w:p>
-    <w:p>
-      <w:pPr>
-        <w:pStyle w:val="MonoCode"/>
-        <w:rPr>
-          <w:rFonts w:hint="eastAsia"/>
-        </w:rPr>
-      </w:pPr>
-      <w:r>
-        <w:t>├── PLAN.md                             ← master plan + RAM budget</w:t>
-      </w:r>
-    </w:p>
-    <w:p>
-      <w:pPr>
-        <w:pStyle w:val="MonoCode"/>
-        <w:rPr>
-          <w:rFonts w:hint="eastAsia"/>
-        </w:rPr>
-      </w:pPr>
-      <w:r>
-        <w:t>├── TEAM-ASSIGNMENTS.md                 ← 6-way task split by name</w:t>
-      </w:r>
-    </w:p>
-    <w:p>
-      <w:pPr>
-        <w:pStyle w:val="MonoCode"/>
-        <w:rPr>
-          <w:rFonts w:hint="eastAsia"/>
-        </w:rPr>
-      </w:pPr>
-      <w:r>
-        <w:t>├── README.md</w:t>
-      </w:r>
-    </w:p>
-    <w:p>
-      <w:pPr>
-        <w:pStyle w:val="MonoCode"/>
-        <w:rPr>
-          <w:rFonts w:hint="eastAsia"/>
-        </w:rPr>
-      </w:pPr>
-      <w:r>
-        <w:t>├── user-tasks/                         ← reproducible step-by-step guides</w:t>
-      </w:r>
-    </w:p>
-    <w:p>
-      <w:pPr>
-        <w:pStyle w:val="MonoCode"/>
-        <w:rPr>
-          <w:rFonts w:hint="eastAsia"/>
-        </w:rPr>
-      </w:pPr>
-      <w:r>
-        <w:t>│   ├── 00-env-verification-and-config-fix.md</w:t>
-      </w:r>
-    </w:p>
-    <w:p>
-      <w:pPr>
-        <w:pStyle w:val="MonoCode"/>
-        <w:rPr>
-          <w:rFonts w:hint="eastAsia"/>
-        </w:rPr>
-      </w:pPr>
-      <w:r>
-        <w:t>│   ├── 01-install-pig-hive-hbase.md</w:t>
-      </w:r>
-    </w:p>
-    <w:p>
-      <w:pPr>
-        <w:pStyle w:val="MonoCode"/>
-        <w:rPr>
-          <w:rFonts w:hint="eastAsia"/>
-        </w:rPr>
-      </w:pPr>
-      <w:r>
-        <w:t>│   ├── 02-download-and-ingest.md</w:t>
-      </w:r>
-    </w:p>
-    <w:p>
-      <w:pPr>
-        <w:pStyle w:val="MonoCode"/>
-        <w:rPr>
-          <w:rFonts w:hint="eastAsia"/>
-        </w:rPr>
-      </w:pPr>
-      <w:r>
-        <w:t>│   ├── 03-run-pig-etl.md</w:t>
-      </w:r>
-    </w:p>
-    <w:p>
-      <w:pPr>
-        <w:pStyle w:val="MonoCode"/>
-        <w:rPr>
-          <w:rFonts w:hint="eastAsia"/>
-        </w:rPr>
-      </w:pPr>
-      <w:r>
-        <w:t>│   ├── 04-run-mapreduce.md</w:t>
-      </w:r>
-    </w:p>
-    <w:p>
-      <w:pPr>
-        <w:pStyle w:val="MonoCode"/>
-        <w:rPr>
-          <w:rFonts w:hint="eastAsia"/>
-        </w:rPr>
-      </w:pPr>
-      <w:r>
-        <w:t>│   ├── 05-run-hive.md</w:t>
-      </w:r>
-    </w:p>
-    <w:p>
-      <w:pPr>
-        <w:pStyle w:val="MonoCode"/>
-        <w:rPr>
-          <w:rFonts w:hint="eastAsia"/>
-        </w:rPr>
-      </w:pPr>
-      <w:r>
-        <w:t>│   ├── 06-run-hbase.md</w:t>
-      </w:r>
-    </w:p>
-    <w:p>
-      <w:pPr>
-        <w:pStyle w:val="MonoCode"/>
-        <w:rPr>
-          <w:rFonts w:hint="eastAsia"/>
-        </w:rPr>
-      </w:pPr>
-      <w:r>
-        <w:t>│   ├── 07-dashboard.md</w:t>
-      </w:r>
-    </w:p>
-    <w:p>
-      <w:pPr>
-        <w:pStyle w:val="MonoCode"/>
-        <w:rPr>
-          <w:rFonts w:hint="eastAsia"/>
-        </w:rPr>
-      </w:pPr>
-      <w:r>
-        <w:t>│   └── 08-screenshot-checklist.md</w:t>
-      </w:r>
-    </w:p>
-    <w:p>
-      <w:pPr>
-        <w:pStyle w:val="MonoCode"/>
-        <w:rPr>
-          <w:rFonts w:hint="eastAsia"/>
-        </w:rPr>
-      </w:pPr>
-      <w:r>
-        <w:t>├── my-work/</w:t>
-      </w:r>
-    </w:p>
-    <w:p>
-      <w:pPr>
-        <w:pStyle w:val="MonoCode"/>
-        <w:rPr>
-          <w:rFonts w:hint="eastAsia"/>
-        </w:rPr>
-      </w:pPr>
-      <w:r>
-        <w:t>│   ├── report/                         ← this document + presentation outline + viva Q&amp;A</w:t>
-      </w:r>
-    </w:p>
-    <w:p>
-      <w:pPr>
-        <w:pStyle w:val="MonoCode"/>
-        <w:rPr>
-          <w:rFonts w:hint="eastAsia"/>
-        </w:rPr>
-      </w:pPr>
-      <w:r>
-        <w:t>│   ├── scripts/</w:t>
-      </w:r>
-    </w:p>
-    <w:p>
-      <w:pPr>
-        <w:pStyle w:val="MonoCode"/>
-        <w:rPr>
-          <w:rFonts w:hint="eastAsia"/>
-        </w:rPr>
-      </w:pPr>
-      <w:r>
-        <w:t>│   │   ├── hadoop-conf/                ← core-, hdfs-, mapred-, yarn-site.xml</w:t>
-      </w:r>
-    </w:p>
-    <w:p>
-      <w:pPr>
-        <w:pStyle w:val="MonoCode"/>
-        <w:rPr>
-          <w:rFonts w:hint="eastAsia"/>
-        </w:rPr>
-      </w:pPr>
-      <w:r>
-        <w:t>│   │   ├── ingest/                     ← download_and_ingest.sh, parquet_to_csv.py</w:t>
-      </w:r>
-    </w:p>
-    <w:p>
-      <w:pPr>
-        <w:pStyle w:val="MonoCode"/>
-        <w:rPr>
-          <w:rFonts w:hint="eastAsia"/>
-        </w:rPr>
-      </w:pPr>
-      <w:r>
-        <w:t>│   │   ├── pig/                        ← 01_clean_trips.pig, 02_enrich_trips.pig</w:t>
-      </w:r>
-    </w:p>
-    <w:p>
-      <w:pPr>
-        <w:pStyle w:val="MonoCode"/>
-        <w:rPr>
-          <w:rFonts w:hint="eastAsia"/>
-        </w:rPr>
-      </w:pPr>
-      <w:r>
-        <w:t>│   │   ├── mapreduce/                  ← mapper.py, reducer.py, run.sh</w:t>
-      </w:r>
-    </w:p>
-    <w:p>
-      <w:pPr>
-        <w:pStyle w:val="MonoCode"/>
-        <w:rPr>
-          <w:rFonts w:hint="eastAsia"/>
-        </w:rPr>
-      </w:pPr>
-      <w:r>
-        <w:t>│   │   ├── hive/                       ← 01_ddl.sql, 02_analytics.sql, 03_export.sql</w:t>
-      </w:r>
-    </w:p>
-    <w:p>
-      <w:pPr>
-        <w:pStyle w:val="MonoCode"/>
-        <w:rPr>
-          <w:rFonts w:hint="eastAsia"/>
-        </w:rPr>
-      </w:pPr>
-      <w:r>
-        <w:t>│   │   └── hbase/                      ← create_tables.hbase, load_zones.py</w:t>
-      </w:r>
-    </w:p>
-    <w:p>
-      <w:pPr>
-        <w:pStyle w:val="MonoCode"/>
-        <w:rPr>
-          <w:rFonts w:hint="eastAsia"/>
-        </w:rPr>
-      </w:pPr>
-      <w:r>
-        <w:t>│   ├── dashboard/                      ← Streamlit app.py + requirements.txt</w:t>
-      </w:r>
-    </w:p>
-    <w:p>
-      <w:pPr>
-        <w:pStyle w:val="MonoCode"/>
-        <w:rPr>
-          <w:rFonts w:hint="eastAsia"/>
-        </w:rPr>
-      </w:pPr>
-      <w:r>
-        <w:t>│   └── diagrams/                       ← architecture (Mermaid source + PNG)</w:t>
-      </w:r>
-    </w:p>
-    <w:p>
-      <w:pPr>
-        <w:pStyle w:val="MonoCode"/>
-        <w:rPr>
-          <w:rFonts w:hint="eastAsia"/>
-        </w:rPr>
-      </w:pPr>
-      <w:r>
-        <w:t>├── reference/</w:t>
-      </w:r>
-    </w:p>
-    <w:p>
-      <w:pPr>
-        <w:pStyle w:val="MonoCode"/>
-        <w:rPr>
-          <w:rFonts w:hint="eastAsia"/>
-        </w:rPr>
-      </w:pPr>
-      <w:r>
-        <w:t>│   ├── dataset-schema.md</w:t>
-      </w:r>
-    </w:p>
-    <w:p>
-      <w:pPr>
-        <w:pStyle w:val="MonoCode"/>
-        <w:rPr>
-          <w:rFonts w:hint="eastAsia"/>
-        </w:rPr>
-      </w:pPr>
-      <w:r>
-        <w:t>│   ├── taxi_zone_lookup.csv            ← 265 NYC taxi zones</w:t>
-      </w:r>
-    </w:p>
-    <w:p>
-      <w:pPr>
-        <w:pStyle w:val="MonoCode"/>
-        <w:rPr>
-          <w:rFonts w:hint="eastAsia"/>
-        </w:rPr>
-      </w:pPr>
-      <w:r>
-        <w:t>│   └── sample-data/                    ← 1000-row sample for eyeballing</w:t>
-      </w:r>
-    </w:p>
-    <w:p>
-      <w:pPr>
-        <w:pStyle w:val="MonoCode"/>
-        <w:rPr>
-          <w:rFonts w:hint="eastAsia"/>
-        </w:rPr>
-      </w:pPr>
-      <w:r>
-        <w:t>└── user_output/                        ← team's terminal outputs + screenshots per phase</w:t>
-      </w:r>
-    </w:p>
-    <w:p>
-      <w:r>
-        <w:br w:type="page"/>
-      </w:r>
-    </w:p>
-    <w:p>
-      <w:pPr>
-        <w:pStyle w:val="Heading1"/>
-      </w:pPr>
-      <w:bookmarkStart w:id="61" w:name="_Toc241620198"/>
-      <w:r>
-        <w:lastRenderedPageBreak/>
-        <w:t>References</w:t>
-      </w:r>
-      <w:bookmarkEnd w:id="61"/>
-    </w:p>
-    <w:p>
-      <w:r>
-        <w:t xml:space="preserve">[1]  NYC TLC Trip Record Data — </w:t>
+        <w:t>https://www.nyc.gov/site/tlc/about/tlc-trip-record-data.page</w:t>
+      </w:r>
+    </w:p>
+    <w:p>
+      <w:r>
+        <w:t xml:space="preserve">[2]  TLC Yellow Trip Data Dictionary (PDF) — </w:t>
       </w:r>
       <w:r>
         <w:rPr>
           <w:i/>
           <w:color w:val="0066CC"/>
         </w:rPr>
-        <w:t>https://www.nyc.gov/site/tlc/about/tlc-trip-record-data.page</w:t>
-      </w:r>
-    </w:p>
-    <w:p>
-      <w:r>
-        <w:t xml:space="preserve">[2]  TLC Yellow Trip Data Dictionary (PDF) — </w:t>
+        <w:t>https://www.nyc.gov/assets/tlc/downloads/pdf/data_dictionary_trip_records_yellow.pdf</w:t>
+      </w:r>
+    </w:p>
+    <w:p>
+      <w:r>
+        <w:t xml:space="preserve">[3]  Taxi Zone Map (PDF) — </w:t>
       </w:r>
       <w:r>
         <w:rPr>
           <w:i/>
           <w:color w:val="0066CC"/>
         </w:rPr>
-        <w:t>https://www.nyc.gov/assets/tlc/downloads/pdf/data_dictionary_trip_records_yellow.pdf</w:t>
-      </w:r>
-    </w:p>
-    <w:p>
-      <w:r>
-        <w:t xml:space="preserve">[3]  Taxi Zone Map (PDF) — </w:t>
+        <w:t>https://www.nyc.gov/assets/tlc/downloads/pdf/taxi_zone_map_manhattan.pdf</w:t>
+      </w:r>
+    </w:p>
+    <w:p>
+      <w:r>
+        <w:t xml:space="preserve">[4]  Apache Hadoop 3.2.1 docs — </w:t>
       </w:r>
       <w:r>
         <w:rPr>
           <w:i/>
           <w:color w:val="0066CC"/>
         </w:rPr>
-        <w:t>https://www.nyc.gov/assets/tlc/downloads/pdf/taxi_zone_map_manhattan.pdf</w:t>
-      </w:r>
-    </w:p>
-    <w:p>
-      <w:r>
-        <w:t xml:space="preserve">[4]  Apache Hadoop 3.2.1 docs — </w:t>
+        <w:t>https://hadoop.apache.org/docs/r3.2.1/</w:t>
+      </w:r>
+    </w:p>
+    <w:p>
+      <w:r>
+        <w:t xml:space="preserve">[5]  Apache Pig 0.17.0 docs — </w:t>
       </w:r>
       <w:r>
         <w:rPr>
           <w:i/>
           <w:color w:val="0066CC"/>
         </w:rPr>
-        <w:t>https://hadoop.apache.org/docs/r3.2.1/</w:t>
-      </w:r>
-    </w:p>
-    <w:p>
-      <w:r>
-        <w:t xml:space="preserve">[5]  Apache Pig 0.17.0 docs — </w:t>
+        <w:t>https://pig.apache.org/docs/r0.17.0/</w:t>
+      </w:r>
+    </w:p>
+    <w:p>
+      <w:r>
+        <w:t xml:space="preserve">[6]  Apache Hive 3.1.3 — </w:t>
       </w:r>
       <w:r>
         <w:rPr>
           <w:i/>
           <w:color w:val="0066CC"/>
         </w:rPr>
-        <w:t>https://pig.apache.org/docs/r0.17.0/</w:t>
-      </w:r>
-    </w:p>
-    <w:p>
-      <w:r>
-        <w:t xml:space="preserve">[6]  Apache Hive 3.1.3 — </w:t>
+        <w:t>https://hive.apache.org/</w:t>
+      </w:r>
+    </w:p>
+    <w:p>
+      <w:r>
+        <w:t xml:space="preserve">[7]  Apache HBase 2.4 reference — </w:t>
       </w:r>
       <w:r>
         <w:rPr>
           <w:i/>
           <w:color w:val="0066CC"/>
         </w:rPr>
-        <w:t>https://hive.apache.org/</w:t>
-      </w:r>
-    </w:p>
-    <w:p>
-      <w:r>
-        <w:t xml:space="preserve">[7]  Apache HBase 2.4 reference — </w:t>
+        <w:t>https://hbase.apache.org/2.4/book.html</w:t>
+      </w:r>
+    </w:p>
+    <w:p>
+      <w:r>
+        <w:t xml:space="preserve">[8]  Streamlit documentation — </w:t>
       </w:r>
       <w:r>
         <w:rPr>
           <w:i/>
           <w:color w:val="0066CC"/>
         </w:rPr>
-        <w:t>https://hbase.apache.org/2.4/book.html</w:t>
-      </w:r>
-    </w:p>
-    <w:p>
-      <w:r>
-        <w:t xml:space="preserve">[8]  Streamlit documentation — </w:t>
+        <w:t>https://docs.streamlit.io/</w:t>
+      </w:r>
+    </w:p>
+    <w:p>
+      <w:r>
+        <w:t xml:space="preserve">[9]  Hadoop Streaming Guide — </w:t>
       </w:r>
       <w:r>
         <w:rPr>
           <w:i/>
           <w:color w:val="0066CC"/>
         </w:rPr>
-        <w:t>https://docs.streamlit.io/</w:t>
-      </w:r>
-    </w:p>
-    <w:p>
-      <w:r>
-        <w:t xml:space="preserve">[9]  Hadoop Streaming Guide — </w:t>
+        <w:t>https://hadoop.apache.org/docs/r3.2.1/hadoop-streaming/HadoopStreaming.html</w:t>
+      </w:r>
+    </w:p>
+    <w:p>
+      <w:r>
+        <w:t xml:space="preserve">[10]  HBase Architecture Overview — </w:t>
       </w:r>
       <w:r>
         <w:rPr>
           <w:i/>
           <w:color w:val="0066CC"/>
         </w:rPr>
-        <w:t>https://hadoop.apache.org/docs/r3.2.1/hadoop-streaming/HadoopStreaming.html</w:t>
-      </w:r>
-    </w:p>
-    <w:p>
-      <w:r>
-        <w:t xml:space="preserve">[10]  HBase Architecture Overview — </w:t>
-      </w:r>
-      <w:r>
-        <w:rPr>
-          <w:i/>
-          <w:color w:val="0066CC"/>
-        </w:rPr>
         <w:t>https://hbase.apache.org/book.html#arch.overview</w:t>
       </w:r>
     </w:p>
     <w:sectPr>
-      <w:headerReference w:type="even" r:id="rId25"/>
-      <w:headerReference w:type="default" r:id="rId26"/>
-      <w:footerReference w:type="even" r:id="rId27"/>
-      <w:footerReference w:type="default" r:id="rId28"/>
-      <w:headerReference w:type="first" r:id="rId29"/>
-      <w:footerReference w:type="first" r:id="rId30"/>
+      <w:headerReference w:type="even" r:id="rId26"/>
+      <w:headerReference w:type="default" r:id="rId27"/>
+      <w:footerReference w:type="even" r:id="rId28"/>
+      <w:footerReference w:type="default" r:id="rId29"/>
+      <w:headerReference w:type="first" r:id="rId30"/>
+      <w:footerReference w:type="first" r:id="rId31"/>
       <w:pgSz w:w="11900" w:h="16840"/>
       <w:pgMar w:top="1440" w:right="1440" w:bottom="1440" w:left="1440" w:header="720" w:footer="720" w:gutter="0"/>
       <w:cols w:space="720"/>
@@ -15333,7 +15682,6 @@
   <w:style w:type="character" w:default="1" w:styleId="DefaultParagraphFont">
     <w:name w:val="Default Paragraph Font"/>
     <w:uiPriority w:val="1"/>
-    <w:semiHidden/>
     <w:unhideWhenUsed/>
   </w:style>
   <w:style w:type="table" w:default="1" w:styleId="TableNormal">
@@ -26200,6 +26548,18 @@
       <w:u w:val="single"/>
     </w:rPr>
   </w:style>
+  <w:style w:type="character" w:styleId="UnresolvedMention">
+    <w:name w:val="Unresolved Mention"/>
+    <w:basedOn w:val="DefaultParagraphFont"/>
+    <w:uiPriority w:val="99"/>
+    <w:semiHidden/>
+    <w:unhideWhenUsed/>
+    <w:rsid w:val="00677029"/>
+    <w:rPr>
+      <w:color w:val="605E5C"/>
+      <w:shd w:val="clear" w:color="auto" w:fill="E1DFDD"/>
+    </w:rPr>
+  </w:style>
 </w:styles>
 </file>
 
